--- a/src/components/faya/CharteGraphique.docx
+++ b/src/components/faya/CharteGraphique.docx
@@ -90,13 +90,73 @@
         <w:t>CTA</w:t>
       </w:r>
       <w:r>
-        <w:t xml:space="preserve">, et le </w:t>
-      </w:r>
-      <w:proofErr w:type="spellStart"/>
-      <w:r>
-        <w:t>branding</w:t>
-      </w:r>
-      <w:proofErr w:type="spellEnd"/>
+        <w:t>, et le branding.</w:t>
+      </w:r>
+    </w:p>
+    <w:p>
+      <w:pPr>
+        <w:jc w:val="both"/>
+        <w:rPr>
+          <w:b/>
+          <w:bCs/>
+        </w:rPr>
+      </w:pPr>
+      <w:r>
+        <w:rPr>
+          <w:b/>
+          <w:bCs/>
+        </w:rPr>
+        <w:t>2. Bleu Brume — #6F8FBF</w:t>
+      </w:r>
+    </w:p>
+    <w:p>
+      <w:pPr>
+        <w:jc w:val="both"/>
+      </w:pPr>
+      <w:r>
+        <w:t xml:space="preserve">Bleu doux, parfait pour les </w:t>
+      </w:r>
+      <w:r>
+        <w:rPr>
+          <w:b/>
+          <w:bCs/>
+        </w:rPr>
+        <w:t>backgrounds légers</w:t>
+      </w:r>
+      <w:r>
+        <w:t>, sections, cartes.</w:t>
+      </w:r>
+    </w:p>
+    <w:p>
+      <w:pPr>
+        <w:jc w:val="both"/>
+        <w:rPr>
+          <w:b/>
+          <w:bCs/>
+        </w:rPr>
+      </w:pPr>
+      <w:r>
+        <w:rPr>
+          <w:b/>
+          <w:bCs/>
+        </w:rPr>
+        <w:t>3. Blanc Neige — #F5F7FA</w:t>
+      </w:r>
+    </w:p>
+    <w:p>
+      <w:pPr>
+        <w:jc w:val="both"/>
+      </w:pPr>
+      <w:r>
+        <w:t xml:space="preserve">Blanc légèrement bleuté, très propre, idéal pour les </w:t>
+      </w:r>
+      <w:r>
+        <w:rPr>
+          <w:b/>
+          <w:bCs/>
+        </w:rPr>
+        <w:t>fonds minimalistes</w:t>
+      </w:r>
       <w:r>
         <w:t>.</w:t>
       </w:r>
@@ -114,56 +174,42 @@
           <w:b/>
           <w:bCs/>
         </w:rPr>
-        <w:t>2. Bleu Brume — #6F8FBF</w:t>
-      </w:r>
-    </w:p>
-    <w:p>
-      <w:pPr>
-        <w:jc w:val="both"/>
-      </w:pPr>
-      <w:r>
-        <w:t xml:space="preserve">Bleu doux, parfait pour les </w:t>
-      </w:r>
-      <w:r>
-        <w:rPr>
-          <w:b/>
-          <w:bCs/>
-        </w:rPr>
-        <w:t>backgrounds légers</w:t>
-      </w:r>
-      <w:r>
-        <w:t>, sections, cartes.</w:t>
-      </w:r>
-    </w:p>
-    <w:p>
-      <w:pPr>
-        <w:jc w:val="both"/>
-        <w:rPr>
-          <w:b/>
-          <w:bCs/>
-        </w:rPr>
-      </w:pPr>
-      <w:r>
-        <w:rPr>
-          <w:b/>
-          <w:bCs/>
-        </w:rPr>
-        <w:t>3. Blanc Neige — #F5F7FA</w:t>
-      </w:r>
-    </w:p>
-    <w:p>
-      <w:pPr>
-        <w:jc w:val="both"/>
-      </w:pPr>
-      <w:r>
-        <w:t xml:space="preserve">Blanc légèrement bleuté, très propre, idéal pour les </w:t>
-      </w:r>
-      <w:r>
-        <w:rPr>
-          <w:b/>
-          <w:bCs/>
-        </w:rPr>
-        <w:t>fonds minimalistes</w:t>
+        <w:t>4. Gris Roche — #C9CED6</w:t>
+      </w:r>
+    </w:p>
+    <w:p>
+      <w:pPr>
+        <w:jc w:val="both"/>
+      </w:pPr>
+      <w:r>
+        <w:t xml:space="preserve">Gris froid rappelant la pierre alpine, parfait pour les </w:t>
+      </w:r>
+      <w:r>
+        <w:rPr>
+          <w:b/>
+          <w:bCs/>
+        </w:rPr>
+        <w:t>bordures</w:t>
+      </w:r>
+      <w:r>
+        <w:t xml:space="preserve">, </w:t>
+      </w:r>
+      <w:r>
+        <w:rPr>
+          <w:b/>
+          <w:bCs/>
+        </w:rPr>
+        <w:t>icônes</w:t>
+      </w:r>
+      <w:r>
+        <w:t xml:space="preserve">, </w:t>
+      </w:r>
+      <w:r>
+        <w:rPr>
+          <w:b/>
+          <w:bCs/>
+        </w:rPr>
+        <w:t>UI</w:t>
       </w:r>
       <w:r>
         <w:t>.</w:t>
@@ -182,60 +228,6 @@
           <w:b/>
           <w:bCs/>
         </w:rPr>
-        <w:t>4. Gris Roche — #C9CED6</w:t>
-      </w:r>
-    </w:p>
-    <w:p>
-      <w:pPr>
-        <w:jc w:val="both"/>
-      </w:pPr>
-      <w:r>
-        <w:t xml:space="preserve">Gris froid rappelant la pierre alpine, parfait pour les </w:t>
-      </w:r>
-      <w:r>
-        <w:rPr>
-          <w:b/>
-          <w:bCs/>
-        </w:rPr>
-        <w:t>bordures</w:t>
-      </w:r>
-      <w:r>
-        <w:t xml:space="preserve">, </w:t>
-      </w:r>
-      <w:r>
-        <w:rPr>
-          <w:b/>
-          <w:bCs/>
-        </w:rPr>
-        <w:t>icônes</w:t>
-      </w:r>
-      <w:r>
-        <w:t xml:space="preserve">, </w:t>
-      </w:r>
-      <w:r>
-        <w:rPr>
-          <w:b/>
-          <w:bCs/>
-        </w:rPr>
-        <w:t>UI</w:t>
-      </w:r>
-      <w:r>
-        <w:t>.</w:t>
-      </w:r>
-    </w:p>
-    <w:p>
-      <w:pPr>
-        <w:jc w:val="both"/>
-        <w:rPr>
-          <w:b/>
-          <w:bCs/>
-        </w:rPr>
-      </w:pPr>
-      <w:r>
-        <w:rPr>
-          <w:b/>
-          <w:bCs/>
-        </w:rPr>
         <w:t>5. Gris Anthracite — #2E2E33</w:t>
       </w:r>
     </w:p>
@@ -254,15 +246,7 @@
         <w:t>texte</w:t>
       </w:r>
       <w:r>
-        <w:t xml:space="preserve">, les contrastes, ou un </w:t>
-      </w:r>
-      <w:proofErr w:type="spellStart"/>
-      <w:r>
-        <w:t>footer</w:t>
-      </w:r>
-      <w:proofErr w:type="spellEnd"/>
-      <w:r>
-        <w:t xml:space="preserve"> premium.</w:t>
+        <w:t>, les contrastes, ou un footer premium.</w:t>
       </w:r>
     </w:p>
     <w:p>
@@ -290,7 +274,7 @@
           <w:noProof/>
         </w:rPr>
         <w:drawing>
-          <wp:anchor distT="0" distB="0" distL="114300" distR="114300" simplePos="0" relativeHeight="251659264" behindDoc="1" locked="0" layoutInCell="1" allowOverlap="1" wp14:anchorId="2984095B" wp14:editId="775FF319">
+          <wp:anchor distT="0" distB="0" distL="114300" distR="114300" simplePos="0" relativeHeight="251659264" behindDoc="1" locked="0" layoutInCell="1" allowOverlap="1" wp14:anchorId="2984095B" wp14:editId="34B41ECA">
             <wp:simplePos x="0" y="0"/>
             <wp:positionH relativeFrom="margin">
               <wp:align>right</wp:align>
@@ -430,334 +414,283 @@
           <w:szCs w:val="22"/>
           <w:lang w:val="fr-FR"/>
         </w:rPr>
-        <w:t xml:space="preserve">(Faite par </w:t>
-      </w:r>
-      <w:proofErr w:type="spellStart"/>
-      <w:r>
-        <w:rPr>
+        <w:t>(Faite par Deepseek)</w:t>
+      </w:r>
+    </w:p>
+    <w:p>
+      <w:pPr>
+        <w:jc w:val="both"/>
+      </w:pPr>
+      <w:r>
+        <w:t>Les polices sont importées sous format .TTF et en local dans projet.</w:t>
+      </w:r>
+    </w:p>
+    <w:p>
+      <w:pPr>
+        <w:jc w:val="both"/>
+        <w:rPr>
+          <w:b/>
+          <w:bCs/>
+        </w:rPr>
+      </w:pPr>
+      <w:r>
+        <w:rPr>
+          <w:b/>
+          <w:bCs/>
+        </w:rPr>
+        <w:t>Police principale (Titres &amp; UI) — Inter</w:t>
+      </w:r>
+    </w:p>
+    <w:p>
+      <w:pPr>
+        <w:jc w:val="both"/>
+      </w:pPr>
+      <w:r>
+        <w:rPr>
+          <w:b/>
+          <w:bCs/>
+        </w:rPr>
+        <w:t>Usage</w:t>
+      </w:r>
+      <w:r>
+        <w:t xml:space="preserve"> : H1–H4, navigation, boutons, prix, badges</w:t>
+      </w:r>
+    </w:p>
+    <w:p>
+      <w:pPr>
+        <w:jc w:val="both"/>
+        <w:rPr>
+          <w:lang w:val="en-GB"/>
+        </w:rPr>
+      </w:pPr>
+      <w:r>
+        <w:rPr>
+          <w:b/>
+          <w:bCs/>
+          <w:lang w:val="en-GB"/>
+        </w:rPr>
+        <w:t>Graisses</w:t>
+      </w:r>
+      <w:r>
+        <w:rPr>
+          <w:b/>
+          <w:bCs/>
+          <w:lang w:val="en-GB"/>
+        </w:rPr>
+        <w:t xml:space="preserve"> </w:t>
+      </w:r>
+      <w:r>
+        <w:rPr>
+          <w:lang w:val="en-GB"/>
+        </w:rPr>
+        <w:t>:</w:t>
+      </w:r>
+      <w:r>
+        <w:rPr>
+          <w:lang w:val="en-GB"/>
+        </w:rPr>
+        <w:t xml:space="preserve"> Regular 400 → Bold 700</w:t>
+      </w:r>
+    </w:p>
+    <w:p>
+      <w:pPr>
+        <w:jc w:val="both"/>
+        <w:rPr>
+          <w:lang w:val="en-GB"/>
+        </w:rPr>
+      </w:pPr>
+      <w:r>
+        <w:rPr>
+          <w:b/>
+          <w:bCs/>
+          <w:lang w:val="en-GB"/>
+        </w:rPr>
+        <w:t>Fallback</w:t>
+      </w:r>
+      <w:r>
+        <w:rPr>
+          <w:lang w:val="en-GB"/>
+        </w:rPr>
+        <w:t xml:space="preserve"> : 'Inter', system-ui, -apple-system, sans-serif</w:t>
+      </w:r>
+    </w:p>
+    <w:p>
+      <w:pPr>
+        <w:jc w:val="both"/>
+        <w:rPr>
+          <w:lang w:val="en-GB"/>
+        </w:rPr>
+      </w:pPr>
+    </w:p>
+    <w:p>
+      <w:pPr>
+        <w:jc w:val="both"/>
+        <w:rPr>
+          <w:b/>
+          <w:bCs/>
+        </w:rPr>
+      </w:pPr>
+      <w:r>
+        <w:rPr>
+          <w:b/>
+          <w:bCs/>
+        </w:rPr>
+        <w:t xml:space="preserve">Police secondaire (Branding / Héro) — Sora </w:t>
+      </w:r>
+      <w:r>
+        <w:rPr>
+          <w:b/>
+          <w:bCs/>
           <w:i/>
           <w:iCs/>
-          <w:sz w:val="22"/>
-          <w:szCs w:val="22"/>
+        </w:rPr>
+        <w:t>(ou Montserrat)</w:t>
+      </w:r>
+    </w:p>
+    <w:p>
+      <w:pPr>
+        <w:jc w:val="both"/>
+      </w:pPr>
+      <w:r>
+        <w:rPr>
+          <w:b/>
+          <w:bCs/>
+        </w:rPr>
+        <w:t>Usage</w:t>
+      </w:r>
+      <w:r>
+        <w:t xml:space="preserve"> : logo, héro, titres de collections, storytelling marque</w:t>
+      </w:r>
+    </w:p>
+    <w:p>
+      <w:pPr>
+        <w:jc w:val="both"/>
+      </w:pPr>
+      <w:r>
+        <w:rPr>
+          <w:b/>
+          <w:bCs/>
+        </w:rPr>
+        <w:t>Graisses</w:t>
+      </w:r>
+      <w:r>
+        <w:t xml:space="preserve"> : SemiBold 600, Bold 700</w:t>
+      </w:r>
+    </w:p>
+    <w:p>
+      <w:pPr>
+        <w:jc w:val="both"/>
+      </w:pPr>
+      <w:r>
+        <w:rPr>
+          <w:b/>
+          <w:bCs/>
+        </w:rPr>
+        <w:t>Pourquoi</w:t>
+      </w:r>
+      <w:r>
+        <w:t xml:space="preserve"> : moderne, géométrique, un peu plus "premium" qu'Inter → distingue le brand du fonctionnel</w:t>
+      </w:r>
+    </w:p>
+    <w:p>
+      <w:pPr>
+        <w:jc w:val="both"/>
+      </w:pPr>
+      <w:r>
+        <w:rPr>
+          <w:b/>
+          <w:bCs/>
+        </w:rPr>
+        <w:t>Fallback</w:t>
+      </w:r>
+      <w:r>
+        <w:t xml:space="preserve"> : 'Sora', 'Montserrat', sans-serif</w:t>
+      </w:r>
+    </w:p>
+    <w:p>
+      <w:pPr>
+        <w:jc w:val="both"/>
+      </w:pPr>
+    </w:p>
+    <w:p>
+      <w:pPr>
+        <w:jc w:val="both"/>
+        <w:rPr>
+          <w:b/>
+          <w:bCs/>
+        </w:rPr>
+      </w:pPr>
+      <w:r>
+        <w:rPr>
+          <w:b/>
+          <w:bCs/>
+        </w:rPr>
+        <w:t>Police accent (optionnelle) — Cormorant Garamond Italic</w:t>
+      </w:r>
+    </w:p>
+    <w:p>
+      <w:pPr>
+        <w:jc w:val="both"/>
+      </w:pPr>
+      <w:r>
+        <w:rPr>
+          <w:b/>
+          <w:bCs/>
+        </w:rPr>
+        <w:t>Usage</w:t>
+      </w:r>
+      <w:r>
+        <w:t xml:space="preserve"> : citations, taglines "chalet premium", notes éditoriales</w:t>
+      </w:r>
+    </w:p>
+    <w:p>
+      <w:pPr>
+        <w:pStyle w:val="Titre1"/>
+        <w:jc w:val="both"/>
+        <w:rPr>
           <w:lang w:val="fr-FR"/>
         </w:rPr>
-        <w:t>Deepseek</w:t>
-      </w:r>
-      <w:proofErr w:type="spellEnd"/>
-      <w:r>
-        <w:rPr>
-          <w:i/>
-          <w:iCs/>
-          <w:sz w:val="22"/>
-          <w:szCs w:val="22"/>
+      </w:pPr>
+      <w:r>
+        <w:rPr>
           <w:lang w:val="fr-FR"/>
         </w:rPr>
-        <w:t>)</w:t>
-      </w:r>
-    </w:p>
-    <w:p>
-      <w:pPr>
-        <w:jc w:val="both"/>
-      </w:pPr>
-      <w:r>
-        <w:t>Les polices sont importées sous format .TTF et en local dans projet.</w:t>
-      </w:r>
-    </w:p>
-    <w:p>
-      <w:pPr>
-        <w:jc w:val="both"/>
-        <w:rPr>
-          <w:b/>
-          <w:bCs/>
-        </w:rPr>
-      </w:pPr>
-      <w:r>
-        <w:rPr>
-          <w:b/>
-          <w:bCs/>
-        </w:rPr>
-        <w:t>Police principale (Titres &amp; UI) — Inter</w:t>
-      </w:r>
-    </w:p>
-    <w:p>
-      <w:pPr>
-        <w:jc w:val="both"/>
-      </w:pPr>
-      <w:r>
-        <w:rPr>
-          <w:b/>
-          <w:bCs/>
-        </w:rPr>
-        <w:t>Usage</w:t>
-      </w:r>
-      <w:r>
-        <w:t xml:space="preserve"> : H1–H4, navigation, boutons, prix, badges</w:t>
-      </w:r>
-    </w:p>
-    <w:p>
-      <w:pPr>
-        <w:jc w:val="both"/>
-        <w:rPr>
-          <w:lang w:val="en-GB"/>
-        </w:rPr>
-      </w:pPr>
-      <w:r>
-        <w:rPr>
-          <w:b/>
-          <w:bCs/>
-          <w:lang w:val="en-GB"/>
-        </w:rPr>
-        <w:t>Graisses</w:t>
-      </w:r>
-      <w:r>
-        <w:rPr>
-          <w:b/>
-          <w:bCs/>
-          <w:lang w:val="en-GB"/>
-        </w:rPr>
+        <w:t xml:space="preserve">L’iconographie : </w:t>
+      </w:r>
+    </w:p>
+    <w:p>
+      <w:pPr>
+        <w:jc w:val="both"/>
+      </w:pPr>
+      <w:r>
+        <w:t xml:space="preserve">Le choix d’une bibliothèque iconographique s’est vite fait </w:t>
+      </w:r>
+      <w:r>
+        <w:t>comparer</w:t>
+      </w:r>
+      <w:r>
+        <w:t xml:space="preserve"> au </w:t>
+      </w:r>
+      <w:r>
+        <w:t xml:space="preserve">temps passé </w:t>
+      </w:r>
+      <w:r>
+        <w:t>à</w:t>
+      </w:r>
+      <w:r>
+        <w:t xml:space="preserve"> convertir le PNG, en SVG, en JSX etc…</w:t>
+      </w:r>
+      <w:r>
+        <w:t xml:space="preserve"> De plus, cela nous permettra d’avoir un même style d’icone sans avoir à les chercher.</w:t>
+      </w:r>
+      <w:r>
         <w:t xml:space="preserve"> </w:t>
       </w:r>
       <w:r>
-        <w:rPr>
-          <w:lang w:val="en-GB"/>
-        </w:rPr>
-        <w:t>:</w:t>
-      </w:r>
-      <w:r>
-        <w:rPr>
-          <w:lang w:val="en-GB"/>
-        </w:rPr>
-        <w:t xml:space="preserve"> Regular 400 → Bold 700</w:t>
-      </w:r>
-    </w:p>
-    <w:p>
-      <w:pPr>
-        <w:jc w:val="both"/>
-        <w:rPr>
-          <w:lang w:val="en-GB"/>
-        </w:rPr>
-      </w:pPr>
-      <w:r>
-        <w:rPr>
-          <w:b/>
-          <w:bCs/>
-          <w:lang w:val="en-GB"/>
-        </w:rPr>
-        <w:t>Fallback</w:t>
-      </w:r>
-      <w:r>
-        <w:rPr>
-          <w:lang w:val="en-GB"/>
-        </w:rPr>
-        <w:t xml:space="preserve"> : 'Inter', system-ui, -apple-system, sans-serif</w:t>
-      </w:r>
-    </w:p>
-    <w:p>
-      <w:pPr>
-        <w:jc w:val="both"/>
-        <w:rPr>
-          <w:lang w:val="en-GB"/>
-        </w:rPr>
-      </w:pPr>
-    </w:p>
-    <w:p>
-      <w:pPr>
-        <w:jc w:val="both"/>
-        <w:rPr>
-          <w:b/>
-          <w:bCs/>
-        </w:rPr>
-      </w:pPr>
-      <w:r>
-        <w:rPr>
-          <w:b/>
-          <w:bCs/>
-        </w:rPr>
-        <w:t xml:space="preserve">Police secondaire (Branding / Héro) — Sora </w:t>
-      </w:r>
-      <w:r>
-        <w:rPr>
-          <w:b/>
-          <w:bCs/>
-          <w:i/>
-          <w:iCs/>
-        </w:rPr>
-        <w:t>(ou Montserrat)</w:t>
-      </w:r>
-    </w:p>
-    <w:p>
-      <w:pPr>
-        <w:jc w:val="both"/>
-      </w:pPr>
-      <w:r>
-        <w:rPr>
-          <w:b/>
-          <w:bCs/>
-        </w:rPr>
-        <w:t>Usage</w:t>
-      </w:r>
-      <w:r>
-        <w:t xml:space="preserve"> : logo, héro, titres de collections, storytelling marque</w:t>
-      </w:r>
-    </w:p>
-    <w:p>
-      <w:pPr>
-        <w:jc w:val="both"/>
-      </w:pPr>
-      <w:r>
-        <w:rPr>
-          <w:b/>
-          <w:bCs/>
-        </w:rPr>
-        <w:t>Graisses</w:t>
-      </w:r>
-      <w:r>
-        <w:t xml:space="preserve"> : </w:t>
-      </w:r>
-      <w:proofErr w:type="spellStart"/>
-      <w:r>
-        <w:t>SemiBold</w:t>
-      </w:r>
-      <w:proofErr w:type="spellEnd"/>
-      <w:r>
-        <w:t xml:space="preserve"> 600, Bold 700</w:t>
-      </w:r>
-    </w:p>
-    <w:p>
-      <w:pPr>
-        <w:jc w:val="both"/>
-      </w:pPr>
-      <w:r>
-        <w:rPr>
-          <w:b/>
-          <w:bCs/>
-        </w:rPr>
-        <w:t>Pourquoi</w:t>
-      </w:r>
-      <w:r>
-        <w:t xml:space="preserve"> : moderne, géométrique, un peu plus "premium" qu'Inter → distingue le brand du fonctionnel</w:t>
-      </w:r>
-    </w:p>
-    <w:p>
-      <w:pPr>
-        <w:jc w:val="both"/>
-      </w:pPr>
-      <w:proofErr w:type="spellStart"/>
-      <w:r>
-        <w:rPr>
-          <w:b/>
-          <w:bCs/>
-        </w:rPr>
-        <w:t>Fallback</w:t>
-      </w:r>
-      <w:proofErr w:type="spellEnd"/>
-      <w:r>
-        <w:t xml:space="preserve"> : 'Sora', 'Montserrat', sans-</w:t>
-      </w:r>
-      <w:proofErr w:type="spellStart"/>
-      <w:r>
-        <w:t>serif</w:t>
-      </w:r>
-      <w:proofErr w:type="spellEnd"/>
-    </w:p>
-    <w:p>
-      <w:pPr>
-        <w:jc w:val="both"/>
-      </w:pPr>
-    </w:p>
-    <w:p>
-      <w:pPr>
-        <w:jc w:val="both"/>
-        <w:rPr>
-          <w:b/>
-          <w:bCs/>
-        </w:rPr>
-      </w:pPr>
-      <w:r>
-        <w:rPr>
-          <w:b/>
-          <w:bCs/>
-        </w:rPr>
-        <w:t>Police accent (optionnelle) — Cormorant Garamond Italic</w:t>
-      </w:r>
-    </w:p>
-    <w:p>
-      <w:pPr>
-        <w:jc w:val="both"/>
-      </w:pPr>
-      <w:r>
-        <w:rPr>
-          <w:b/>
-          <w:bCs/>
-        </w:rPr>
-        <w:t>Usage</w:t>
-      </w:r>
-      <w:r>
-        <w:t xml:space="preserve"> : citations, taglines "chalet premium", notes éditoriales</w:t>
-      </w:r>
-    </w:p>
-    <w:p>
-      <w:pPr>
-        <w:pStyle w:val="Titre1"/>
-        <w:jc w:val="both"/>
-        <w:rPr>
-          <w:lang w:val="fr-FR"/>
-        </w:rPr>
-      </w:pPr>
-      <w:r>
-        <w:rPr>
-          <w:lang w:val="fr-FR"/>
-        </w:rPr>
-        <w:t>L’iconographie</w:t>
-      </w:r>
-      <w:r>
-        <w:rPr>
-          <w:lang w:val="fr-FR"/>
-        </w:rPr>
-        <w:t xml:space="preserve"> : </w:t>
-      </w:r>
-    </w:p>
-    <w:p>
-      <w:pPr>
-        <w:jc w:val="both"/>
-      </w:pPr>
-      <w:r>
-        <w:t xml:space="preserve">Le choix d’une bibliothèque iconographique s’est vite fait </w:t>
-      </w:r>
-      <w:r>
-        <w:t>comparer</w:t>
-      </w:r>
-      <w:r>
-        <w:t xml:space="preserve"> au </w:t>
-      </w:r>
-      <w:r>
-        <w:t xml:space="preserve">temps passé </w:t>
-      </w:r>
-      <w:r>
-        <w:t>à</w:t>
-      </w:r>
-      <w:r>
-        <w:t xml:space="preserve"> convertir le PNG, en SVG, en JSX etc…</w:t>
-      </w:r>
-      <w:r>
-        <w:t xml:space="preserve"> De plus, cela nous permettra d’avoir un même style d’icone sans avoir à les chercher.</w:t>
-      </w:r>
-      <w:r>
-        <w:t xml:space="preserve"> </w:t>
-      </w:r>
-      <w:r>
         <w:t>Parmi</w:t>
       </w:r>
       <w:r>
-        <w:t xml:space="preserve"> les plus connues se trouvent Lucide, qui semble « adapté » pour </w:t>
-      </w:r>
-      <w:proofErr w:type="spellStart"/>
-      <w:r>
-        <w:t>React</w:t>
-      </w:r>
-      <w:proofErr w:type="spellEnd"/>
-      <w:r>
-        <w:t xml:space="preserve"> et Tailwind.</w:t>
+        <w:t xml:space="preserve"> les plus connues se trouvent Lucide, qui semble « adapté » pour React et Tailwind.</w:t>
       </w:r>
       <w:r>
         <w:t xml:space="preserve"> Mais également Heroicons </w:t>
@@ -2099,6 +2032,7 @@
   <w:style w:type="character" w:default="1" w:styleId="Policepardfaut">
     <w:name w:val="Default Paragraph Font"/>
     <w:uiPriority w:val="1"/>
+    <w:semiHidden/>
     <w:unhideWhenUsed/>
   </w:style>
   <w:style w:type="table" w:default="1" w:styleId="TableauNormal">
